--- a/templates/Template.docx
+++ b/templates/Template.docx
@@ -17,24 +17,30 @@
     <w:p>
       <w:pPr>
         <w:jc w:val="center"/>
+        <w:rPr>
+          <w:iCs/>
+        </w:rPr>
       </w:pPr>
-      <w:proofErr w:type="spellStart"/>
       <w:r>
         <w:rPr>
-          <w:i/>
+          <w:iCs/>
           <w:sz w:val="28"/>
-          <w:u w:val="single"/>
         </w:rPr>
-        <w:t>Actvity</w:t>
+        <w:t>Act</w:t>
       </w:r>
-      <w:proofErr w:type="spellEnd"/>
       <w:r>
         <w:rPr>
-          <w:i/>
+          <w:iCs/>
           <w:sz w:val="28"/>
-          <w:u w:val="single"/>
         </w:rPr>
-        <w:t xml:space="preserve"> Name</w:t>
+        <w:t>i</w:t>
+      </w:r>
+      <w:r>
+        <w:rPr>
+          <w:iCs/>
+          <w:sz w:val="28"/>
+        </w:rPr>
+        <w:t>vity Name</w:t>
       </w:r>
     </w:p>
     <w:p>
@@ -534,8 +540,6 @@
     </w:r>
     <w:r>
       <w:tab/>
-    </w:r>
-    <w:r>
       <w:t>Document Type: Requirement Specification</w:t>
     </w:r>
   </w:p>
